--- a/extrakty/doc/TC278WG12/extract_24534-1_(2009).docx
+++ b/extrakty/doc/TC278WG12/extract_24534-1_(2009).docx
@@ -397,11 +397,11 @@
         <w:rPr>
           <w:rFonts w:cs="Arial"/>
         </w:rPr>
-        <w:t xml:space="preserve"> symetrického šifrování</w:t>
-      </w:r>
-      <w:r>
-        <w:rPr/>
-        <w:t xml:space="preserve"> .</w:t>
+        <w:t xml:space="preserve"> symetrického šifrování.</w:t>
+      </w:r>
+      <w:r>
+        <w:rPr/>
+        <w:t xml:space="preserve"/>
       </w:r>
     </w:p>
     <w:p>

--- a/extrakty/doc/TC278WG12/extract_24534-1_(2009).docx
+++ b/extrakty/doc/TC278WG12/extract_24534-1_(2009).docx
@@ -215,6 +215,16 @@
     <w:p>
       <w:pPr>
         <w:pStyle w:val="Textnormy"/>
+        <w:rPr/>
+      </w:pPr>
+      <w:r>
+        <w:rPr/>
+        <w:t xml:space="preserve">Poznámka: Extrakt uvádí vybrané kapitoly popisovaného dokumentu a přejímá původní číslování kapitol.</w:t>
+      </w:r>
+    </w:p>
+    <w:p>
+      <w:pPr>
+        <w:pStyle w:val="Textnormy"/>
         <w:rPr>
           <w:b/>
           <w:sz w:val="22"/>
@@ -292,126 +302,6 @@
       <w:r>
         <w:rPr/>
         <w:t xml:space="preserve">. Do soustavy ČSN byla převzata překladem. </w:t>
-      </w:r>
-    </w:p>
-    <w:p>
-      <w:pPr>
-        <w:pStyle w:val="Textnormy"/>
-        <w:rPr>
-          <w:b/>
-          <w:sz w:val="22"/>
-          <w:szCs w:val="22"/>
-        </w:rPr>
-      </w:pPr>
-      <w:r>
-        <w:rPr>
-          <w:b/>
-          <w:sz w:val="22"/>
-          <w:szCs w:val="22"/>
-        </w:rPr>
-        <w:t>Souvisící normy</w:t>
-      </w:r>
-    </w:p>
-    <w:p>
-      <w:pPr>
-        <w:pStyle w:val="Textnormy"/>
-        <w:rPr/>
-      </w:pPr>
-      <w:r>
-        <w:rPr/>
-        <w:t>Různé části ISO 24534 obsahují celkový rámec pro ERI a specifikace požadavků pro „plně vybavenou“ ERI, jsou to tyto normy:</w:t>
-      </w:r>
-    </w:p>
-    <w:p>
-      <w:pPr>
-        <w:pStyle w:val="Textnormy"/>
-        <w:numPr>
-          <w:ilvl w:val="0"/>
-          <w:numId w:val="4"/>
-        </w:numPr>
-        <w:rPr/>
-      </w:pPr>
-      <w:r>
-        <w:rPr>
-          <w:rFonts w:cs="Arial"/>
-        </w:rPr>
-        <w:t xml:space="preserve">Část 2: Provozní požadavky; </w:t>
-      </w:r>
-    </w:p>
-    <w:p>
-      <w:pPr>
-        <w:pStyle w:val="Textnormy"/>
-        <w:numPr>
-          <w:ilvl w:val="0"/>
-          <w:numId w:val="4"/>
-        </w:numPr>
-        <w:rPr/>
-      </w:pPr>
-      <w:r>
-        <w:rPr>
-          <w:rFonts w:cs="Arial"/>
-        </w:rPr>
-        <w:t xml:space="preserve">Část 3: Data o vozidle; </w:t>
-      </w:r>
-    </w:p>
-    <w:p>
-      <w:pPr>
-        <w:pStyle w:val="Textnormy"/>
-        <w:numPr>
-          <w:ilvl w:val="0"/>
-          <w:numId w:val="4"/>
-        </w:numPr>
-        <w:rPr/>
-      </w:pPr>
-      <w:r>
-        <w:rPr>
-          <w:rFonts w:cs="Arial"/>
-        </w:rPr>
-        <w:t xml:space="preserve">Část 4: </w:t>
-      </w:r>
-      <w:r>
-        <w:rPr/>
-        <w:t xml:space="preserve">Zabezpečení aplikační vrstvy použitím asymetrického šifrování; </w:t>
-      </w:r>
-    </w:p>
-    <w:p>
-      <w:pPr>
-        <w:pStyle w:val="Textnormy"/>
-        <w:numPr>
-          <w:ilvl w:val="0"/>
-          <w:numId w:val="4"/>
-        </w:numPr>
-        <w:rPr/>
-      </w:pPr>
-      <w:r>
-        <w:rPr>
-          <w:rFonts w:cs="Arial"/>
-        </w:rPr>
-        <w:t xml:space="preserve">Část 5: </w:t>
-      </w:r>
-      <w:r>
-        <w:rPr/>
-        <w:t>Zabezpečení aplikační vrstvy použitím</w:t>
-      </w:r>
-      <w:r>
-        <w:rPr>
-          <w:rFonts w:cs="Arial"/>
-        </w:rPr>
-        <w:t xml:space="preserve"> symetrického šifrování.</w:t>
-      </w:r>
-      <w:r>
-        <w:rPr/>
-        <w:t xml:space="preserve"/>
-      </w:r>
-    </w:p>
-    <w:p>
-      <w:pPr>
-        <w:pStyle w:val="Textnormy"/>
-        <w:rPr/>
-      </w:pPr>
-      <w:r>
-        <w:rPr/>
-        <w:t xml:space="preserve">Přidružená mezinárodní norma k tomuto souboru norem ERI, ISO 24535, obsahuje podskupinu těchto požadavků, zajišťující funkčnost „základní ERI”. </w:t>
       </w:r>
     </w:p>
     <w:p>
@@ -554,7 +444,7 @@
             </wp:cNvGraphicFramePr>
             <a:graphic xmlns:a="http://schemas.openxmlformats.org/drawingml/2006/main">
               <a:graphicData uri="http://schemas.openxmlformats.org/drawingml/2006/picture">
-                <pic:pic xmlns:pic="http://schemas.openxmlformats.org/drawingml/2006/picture">
+                <pic:pic>
                   <pic:nvPicPr>
                     <pic:cNvPr id="1" name="obrázek 1"/>
                     <pic:cNvPicPr>
@@ -610,99 +500,109 @@
           <w:sz w:val="22"/>
           <w:szCs w:val="22"/>
         </w:rPr>
-        <w:t>3 Termíny a definice</w:t>
-      </w:r>
-    </w:p>
-    <w:p>
-      <w:pPr>
-        <w:pStyle w:val="Textnormy"/>
-        <w:spacing w:before="120" w:after="120"/>
-        <w:rPr/>
-      </w:pPr>
-      <w:r>
-        <w:rPr>
-          <w:b/>
-        </w:rPr>
-        <w:t xml:space="preserve">3.1 elektronická identifikace registrace </w:t>
-      </w:r>
-      <w:r>
-        <w:rPr>
-          <w:i/>
-        </w:rPr>
-        <w:t xml:space="preserve">(electronic registration identification ERI) </w:t>
-      </w:r>
-      <w:r>
-        <w:rPr/>
-        <w:t>činnost nebo kroky vedoucí k identifikaci vozidla elektronickými prostředky za účely specifikovanými v této normě</w:t>
-      </w:r>
-    </w:p>
-    <w:p>
-      <w:pPr>
-        <w:pStyle w:val="Textnormy"/>
-        <w:spacing w:before="120" w:after="120"/>
-        <w:rPr/>
-      </w:pPr>
-      <w:r>
-        <w:rPr>
-          <w:b/>
-        </w:rPr>
-        <w:t xml:space="preserve">3.2 čtecí zařízení (čtečka) elektronické registrace </w:t>
-      </w:r>
-      <w:r>
-        <w:rPr>
-          <w:i/>
-        </w:rPr>
-        <w:t xml:space="preserve">(electronic registration reader ERR) </w:t>
-      </w:r>
-      <w:r>
-        <w:rPr/>
-        <w:t>zařízení používané pro čtení/zápis dat z nebo do „tagu elektronické registrace“ ERT</w:t>
-      </w:r>
-    </w:p>
-    <w:p>
-      <w:pPr>
-        <w:pStyle w:val="Textnormy"/>
-        <w:spacing w:before="120" w:after="120"/>
-        <w:rPr/>
-      </w:pPr>
-      <w:r>
-        <w:rPr>
-          <w:b/>
-        </w:rPr>
-        <w:t xml:space="preserve">3.3 tag elektronické registrace </w:t>
-      </w:r>
-      <w:r>
-        <w:rPr>
-          <w:i/>
-        </w:rPr>
-        <w:t xml:space="preserve">(electronic registration tag ERT) </w:t>
-      </w:r>
-      <w:r>
-        <w:rPr/>
-        <w:t>palubní zařízení ERI, které obsahuje data ERI s relevantním zabezpečením a jedno nebo více rozhraní pro přístup k datům</w:t>
-      </w:r>
-    </w:p>
-    <w:p>
-      <w:pPr>
-        <w:pStyle w:val="Textnormy"/>
-        <w:spacing w:before="120" w:after="120"/>
-        <w:rPr/>
-      </w:pPr>
-      <w:r>
-        <w:rPr>
-          <w:b/>
-        </w:rPr>
-        <w:t xml:space="preserve">3.4 palubní zařízení ERI </w:t>
-      </w:r>
-      <w:r>
-        <w:rPr>
-          <w:i/>
-        </w:rPr>
-        <w:t xml:space="preserve">(onboard equipment ERI) </w:t>
-      </w:r>
-      <w:r>
-        <w:rPr/>
-        <w:t>zařízení připevněné do nebo vně vozidla a používané pro účely ERI</w:t>
+        <w:t xml:space="preserve">2 Souvisící normy</w:t>
+      </w:r>
+    </w:p>
+    <w:p>
+      <w:pPr>
+        <w:pStyle w:val="Textnormy"/>
+        <w:rPr/>
+      </w:pPr>
+      <w:r>
+        <w:rPr/>
+        <w:t>Různé části ISO 24534 obsahují celkový rámec pro ERI a specifikace požadavků pro „plně vybavenou“ ERI, jsou to tyto normy:</w:t>
+      </w:r>
+    </w:p>
+    <w:p>
+      <w:pPr>
+        <w:pStyle w:val="Textnormy"/>
+        <w:numPr>
+          <w:ilvl w:val="0"/>
+          <w:numId w:val="4"/>
+        </w:numPr>
+        <w:rPr/>
+      </w:pPr>
+      <w:r>
+        <w:rPr>
+          <w:rFonts w:cs="Arial"/>
+        </w:rPr>
+        <w:t xml:space="preserve">Část 2: Provozní požadavky; </w:t>
+      </w:r>
+    </w:p>
+    <w:p>
+      <w:pPr>
+        <w:pStyle w:val="Textnormy"/>
+        <w:numPr>
+          <w:ilvl w:val="0"/>
+          <w:numId w:val="4"/>
+        </w:numPr>
+        <w:rPr/>
+      </w:pPr>
+      <w:r>
+        <w:rPr>
+          <w:rFonts w:cs="Arial"/>
+        </w:rPr>
+        <w:t xml:space="preserve">Část 3: Data o vozidle; </w:t>
+      </w:r>
+    </w:p>
+    <w:p>
+      <w:pPr>
+        <w:pStyle w:val="Textnormy"/>
+        <w:numPr>
+          <w:ilvl w:val="0"/>
+          <w:numId w:val="4"/>
+        </w:numPr>
+        <w:rPr/>
+      </w:pPr>
+      <w:r>
+        <w:rPr>
+          <w:rFonts w:cs="Arial"/>
+        </w:rPr>
+        <w:t xml:space="preserve">Část 4: </w:t>
+      </w:r>
+      <w:r>
+        <w:rPr/>
+        <w:t xml:space="preserve">Zabezpečení aplikační vrstvy použitím asymetrického šifrování; </w:t>
+      </w:r>
+    </w:p>
+    <w:p>
+      <w:pPr>
+        <w:pStyle w:val="Textnormy"/>
+        <w:numPr>
+          <w:ilvl w:val="0"/>
+          <w:numId w:val="4"/>
+        </w:numPr>
+        <w:rPr/>
+      </w:pPr>
+      <w:r>
+        <w:rPr>
+          <w:rFonts w:cs="Arial"/>
+        </w:rPr>
+        <w:t xml:space="preserve">Část 5: </w:t>
+      </w:r>
+      <w:r>
+        <w:rPr/>
+        <w:t>Zabezpečení aplikační vrstvy použitím</w:t>
+      </w:r>
+      <w:r>
+        <w:rPr>
+          <w:rFonts w:cs="Arial"/>
+        </w:rPr>
+        <w:t xml:space="preserve"> symetrického šifrování.</w:t>
+      </w:r>
+      <w:r>
+        <w:rPr/>
+        <w:t xml:space="preserve"/>
+      </w:r>
+    </w:p>
+    <w:p>
+      <w:pPr>
+        <w:pStyle w:val="Textnormy"/>
+        <w:rPr/>
+      </w:pPr>
+      <w:r>
+        <w:rPr/>
+        <w:t xml:space="preserve">Přidružená mezinárodní norma k tomuto souboru norem ERI, ISO 24535, obsahuje podskupinu těchto požadavků, zajišťující funkčnost „základní ERI”. </w:t>
       </w:r>
     </w:p>
     <w:p>
@@ -720,7 +620,7 @@
           <w:sz w:val="22"/>
           <w:szCs w:val="22"/>
         </w:rPr>
-        <w:t>4 Značky a zkratky</w:t>
+        <w:t>3 Termíny a definice</w:t>
       </w:r>
     </w:p>
     <w:p>
@@ -733,6 +633,126 @@
         <w:rPr>
           <w:b/>
         </w:rPr>
+        <w:t xml:space="preserve">3.1 elektronická identifikace registrace </w:t>
+      </w:r>
+      <w:r>
+        <w:rPr>
+          <w:i/>
+        </w:rPr>
+        <w:t xml:space="preserve">(electronic registration identification ERI) </w:t>
+      </w:r>
+      <w:r>
+        <w:rPr/>
+        <w:t>činnost nebo kroky vedoucí k identifikaci vozidla elektronickými prostředky za účely specifikovanými v této normě</w:t>
+      </w:r>
+    </w:p>
+    <w:p>
+      <w:pPr>
+        <w:pStyle w:val="Textnormy"/>
+        <w:spacing w:before="120" w:after="120"/>
+        <w:rPr/>
+      </w:pPr>
+      <w:r>
+        <w:rPr>
+          <w:b/>
+        </w:rPr>
+        <w:t xml:space="preserve">3.2 čtecí zařízení (čtečka) elektronické registrace </w:t>
+      </w:r>
+      <w:r>
+        <w:rPr>
+          <w:i/>
+        </w:rPr>
+        <w:t xml:space="preserve">(electronic registration reader ERR) </w:t>
+      </w:r>
+      <w:r>
+        <w:rPr/>
+        <w:t>zařízení používané pro čtení/zápis dat z nebo do „tagu elektronické registrace“ ERT</w:t>
+      </w:r>
+    </w:p>
+    <w:p>
+      <w:pPr>
+        <w:pStyle w:val="Textnormy"/>
+        <w:spacing w:before="120" w:after="120"/>
+        <w:rPr/>
+      </w:pPr>
+      <w:r>
+        <w:rPr>
+          <w:b/>
+        </w:rPr>
+        <w:t xml:space="preserve">3.3 tag elektronické registrace </w:t>
+      </w:r>
+      <w:r>
+        <w:rPr>
+          <w:i/>
+        </w:rPr>
+        <w:t xml:space="preserve">(electronic registration tag ERT) </w:t>
+      </w:r>
+      <w:r>
+        <w:rPr/>
+        <w:t>palubní zařízení ERI, které obsahuje data ERI s relevantním zabezpečením a jedno nebo více rozhraní pro přístup k datům</w:t>
+      </w:r>
+    </w:p>
+    <w:p>
+      <w:pPr>
+        <w:pStyle w:val="Textnormy"/>
+        <w:spacing w:before="120" w:after="120"/>
+        <w:rPr/>
+      </w:pPr>
+      <w:r>
+        <w:rPr>
+          <w:b/>
+        </w:rPr>
+        <w:t xml:space="preserve">3.4 palubní zařízení ERI </w:t>
+      </w:r>
+      <w:r>
+        <w:rPr>
+          <w:i/>
+        </w:rPr>
+        <w:t xml:space="preserve">(onboard equipment ERI) </w:t>
+      </w:r>
+      <w:r>
+        <w:rPr/>
+        <w:t>zařízení připevněné do nebo vně vozidla a používané pro účely ERI</w:t>
+      </w:r>
+    </w:p>
+    <w:p>
+      <w:pPr>
+        <w:pStyle w:val="Textnormy"/>
+        <w:rPr/>
+      </w:pPr>
+      <w:r>
+        <w:rPr/>
+        <w:t xml:space="preserve">Další termíny a zkratky z oboru ITS jsou obsaženy ve slovníku ITS terminology.</w:t>
+      </w:r>
+    </w:p>
+    <w:p>
+      <w:pPr>
+        <w:pStyle w:val="Textnormy"/>
+        <w:rPr>
+          <w:b/>
+          <w:sz w:val="22"/>
+          <w:szCs w:val="22"/>
+        </w:rPr>
+      </w:pPr>
+      <w:r>
+        <w:rPr>
+          <w:b/>
+          <w:sz w:val="22"/>
+          <w:szCs w:val="22"/>
+        </w:rPr>
+        <w:t xml:space="preserve">4 Symboly a zkratky</w:t>
+      </w:r>
+    </w:p>
+    <w:p>
+      <w:pPr>
+        <w:pStyle w:val="Textnormy"/>
+        <w:spacing w:before="120" w:after="120"/>
+        <w:rPr/>
+      </w:pPr>
+      <w:r>
+        <w:rPr>
+          <w:b/>
+        </w:rPr>
         <w:t xml:space="preserve">ERI </w:t>
       </w:r>
       <w:r>
@@ -808,6 +828,16 @@
       <w:r>
         <w:rPr/>
         <w:t>identifikační číslo vozidla</w:t>
+      </w:r>
+    </w:p>
+    <w:p>
+      <w:pPr>
+        <w:pStyle w:val="Textnormy"/>
+        <w:rPr/>
+      </w:pPr>
+      <w:r>
+        <w:rPr/>
+        <w:t xml:space="preserve">Další termíny a zkratky z oboru ITS jsou obsaženy ve slovníku ITS terminology (www.ITSterminology.org).</w:t>
       </w:r>
     </w:p>
     <w:p>
@@ -888,7 +918,7 @@
             </wp:cNvGraphicFramePr>
             <a:graphic xmlns:a="http://schemas.openxmlformats.org/drawingml/2006/main">
               <a:graphicData uri="http://schemas.openxmlformats.org/drawingml/2006/picture">
-                <pic:pic xmlns:pic="http://schemas.openxmlformats.org/drawingml/2006/picture">
+                <pic:pic>
                   <pic:nvPicPr>
                     <pic:cNvPr id="2" name="obrázek 6"/>
                     <pic:cNvPicPr>

--- a/extrakty/doc/TC278WG12/extract_24534-1_(2009).docx
+++ b/extrakty/doc/TC278WG12/extract_24534-1_(2009).docx
@@ -25,7 +25,7 @@
           <w:sz w:val="40"/>
           <w:szCs w:val="40"/>
         </w:rPr>
-        <w:t>EXTRAKT z české technické normy</w:t>
+        <w:t xml:space="preserve">EXTRAKT z technické specifikace CEN</w:t>
       </w:r>
     </w:p>
     <w:p>
@@ -129,9 +129,9 @@
             </w:pPr>
             <w:r>
               <w:rPr/>
-              <w:t>ČSN</w:t>
+              <w:t xml:space="preserve">CEN ISO/TS 24534-1</w:t>
               <w:br/>
-              <w:t>EN ISO 24534-1</w:t>
+              <w:t/>
               <w:br/>
             </w:r>
           </w:p>
@@ -143,7 +143,7 @@
             </w:pPr>
             <w:r>
               <w:rPr/>
-              <w:t>01 8338</w:t>
+              <w:t xml:space="preserve"/>
             </w:r>
           </w:p>
         </w:tc>
@@ -159,9 +159,9 @@
       </w:pPr>
       <w:r>
         <w:rPr/>
-        <w:t>Platí od 15. 12. 2008</w:t>
+        <w:t xml:space="preserve">Vydána 2007, 18 stran</w:t>
         <w:tab/>
-        <w:t>18 stran</w:t>
+        <w:t/>
       </w:r>
     </w:p>
     <w:p>
